--- a/Dokument.docx
+++ b/Dokument.docx
@@ -1,6 +1,6 @@
 
 <file path=word/document.xml><?xml version="1.0" encoding="utf-8"?>
-<w:document xmlns:wpc="http://schemas.microsoft.com/office/word/2010/wordprocessingCanvas" xmlns:cx="http://schemas.microsoft.com/office/drawing/2014/chartex" xmlns:cx1="http://schemas.microsoft.com/office/drawing/2015/9/8/chartex" xmlns:cx2="http://schemas.microsoft.com/office/drawing/2015/10/21/chartex" xmlns:cx3="http://schemas.microsoft.com/office/drawing/2016/5/9/chartex" xmlns:cx4="http://schemas.microsoft.com/office/drawing/2016/5/10/chartex" xmlns:cx5="http://schemas.microsoft.com/office/drawing/2016/5/11/chartex" xmlns:cx6="http://schemas.microsoft.com/office/drawing/2016/5/12/chartex" xmlns:cx7="http://schemas.microsoft.com/office/drawing/2016/5/13/chartex" xmlns:cx8="http://schemas.microsoft.com/office/drawing/2016/5/14/chartex" xmlns:mc="http://schemas.openxmlformats.org/markup-compatibility/2006" xmlns:aink="http://schemas.microsoft.com/office/drawing/2016/ink" xmlns:am3d="http://schemas.microsoft.com/office/drawing/2017/model3d" xmlns:o="urn:schemas-microsoft-com:office:office" xmlns:oel="http://schemas.microsoft.com/office/2019/extlst" xmlns:r="http://schemas.openxmlformats.org/officeDocument/2006/relationships" xmlns:m="http://schemas.openxmlformats.org/officeDocument/2006/math" xmlns:v="urn:schemas-microsoft-com:vml" xmlns:wp14="http://schemas.microsoft.com/office/word/2010/wordprocessingDrawing" xmlns:wp="http://schemas.openxmlformats.org/drawingml/2006/wordprocessingDrawing" xmlns:w10="urn:schemas-microsoft-com:office:word" xmlns:w="http://schemas.openxmlformats.org/wordprocessingml/2006/main" xmlns:w14="http://schemas.microsoft.com/office/word/2010/wordml" xmlns:w15="http://schemas.microsoft.com/office/word/2012/wordml" xmlns:w16cex="http://schemas.microsoft.com/office/word/2018/wordml/cex" xmlns:w16cid="http://schemas.microsoft.com/office/word/2016/wordml/cid" xmlns:w16="http://schemas.microsoft.com/office/word/2018/wordml" xmlns:w16sdtdh="http://schemas.microsoft.com/office/word/2020/wordml/sdtdatahash" xmlns:w16se="http://schemas.microsoft.com/office/word/2015/wordml/symex" xmlns:wpg="http://schemas.microsoft.com/office/word/2010/wordprocessingGroup" xmlns:wpi="http://schemas.microsoft.com/office/word/2010/wordprocessingInk" xmlns:wne="http://schemas.microsoft.com/office/word/2006/wordml" xmlns:wps="http://schemas.microsoft.com/office/word/2010/wordprocessingShape" mc:Ignorable="w14 w15 w16se w16cid w16 w16cex w16sdtdh wp14">
+<w:document xmlns:wpc="http://schemas.microsoft.com/office/word/2010/wordprocessingCanvas" xmlns:cx="http://schemas.microsoft.com/office/drawing/2014/chartex" xmlns:cx1="http://schemas.microsoft.com/office/drawing/2015/9/8/chartex" xmlns:cx2="http://schemas.microsoft.com/office/drawing/2015/10/21/chartex" xmlns:cx3="http://schemas.microsoft.com/office/drawing/2016/5/9/chartex" xmlns:cx4="http://schemas.microsoft.com/office/drawing/2016/5/10/chartex" xmlns:cx5="http://schemas.microsoft.com/office/drawing/2016/5/11/chartex" xmlns:cx6="http://schemas.microsoft.com/office/drawing/2016/5/12/chartex" xmlns:cx7="http://schemas.microsoft.com/office/drawing/2016/5/13/chartex" xmlns:cx8="http://schemas.microsoft.com/office/drawing/2016/5/14/chartex" xmlns:mc="http://schemas.openxmlformats.org/markup-compatibility/2006" xmlns:aink="http://schemas.microsoft.com/office/drawing/2016/ink" xmlns:am3d="http://schemas.microsoft.com/office/drawing/2017/model3d" xmlns:o="urn:schemas-microsoft-com:office:office" xmlns:oel="http://schemas.microsoft.com/office/2019/extlst" xmlns:r="http://schemas.openxmlformats.org/officeDocument/2006/relationships" xmlns:m="http://schemas.openxmlformats.org/officeDocument/2006/math" xmlns:v="urn:schemas-microsoft-com:vml" xmlns:wp14="http://schemas.microsoft.com/office/word/2010/wordprocessingDrawing" xmlns:wp="http://schemas.openxmlformats.org/drawingml/2006/wordprocessingDrawing" xmlns:w10="urn:schemas-microsoft-com:office:word" xmlns:w="http://schemas.openxmlformats.org/wordprocessingml/2006/main" xmlns:w14="http://schemas.microsoft.com/office/word/2010/wordml" xmlns:w15="http://schemas.microsoft.com/office/word/2012/wordml" xmlns:w16cex="http://schemas.microsoft.com/office/word/2018/wordml/cex" xmlns:w16cid="http://schemas.microsoft.com/office/word/2016/wordml/cid" xmlns:w16="http://schemas.microsoft.com/office/word/2018/wordml" xmlns:w16du="http://schemas.microsoft.com/office/word/2023/wordml/word16du" xmlns:w16sdtdh="http://schemas.microsoft.com/office/word/2020/wordml/sdtdatahash" xmlns:w16sdtfl="http://schemas.microsoft.com/office/word/2024/wordml/sdtformatlock" xmlns:w16se="http://schemas.microsoft.com/office/word/2015/wordml/symex" xmlns:wpg="http://schemas.microsoft.com/office/word/2010/wordprocessingGroup" xmlns:wpi="http://schemas.microsoft.com/office/word/2010/wordprocessingInk" xmlns:wne="http://schemas.microsoft.com/office/word/2006/wordml" xmlns:wps="http://schemas.microsoft.com/office/word/2010/wordprocessingShape" xmlns:a="http://schemas.openxmlformats.org/drawingml/2006/main" xmlns:pic="http://schemas.openxmlformats.org/drawingml/2006/picture" xmlns:a14="http://schemas.microsoft.com/office/drawing/2010/main" mc:Ignorable="w14 w15 w16se w16cid w16 w16cex w16sdtdh w16sdtfl w16du wp14">
   <w:body>
     <w:p>
       <w:pPr>
@@ -79,51 +79,35 @@
       <w:r>
         <w:rPr>
           <w:rFonts w:ascii="Arial" w:hAnsi="Arial" w:cs="Arial"/>
-          <w:b/>
-          <w:bCs/>
+          <w:b w:val="1"/>
+          <w:bCs w:val="1"/>
           <w:sz w:val="96"/>
           <w:szCs w:val="96"/>
           <w:lang w:val="sr-Latn-RS"/>
         </w:rPr>
-        <w:t>Gigatronic Shop</w:t>
-      </w:r>
-      <w:r>
-        <w:rPr>
-          <w:rFonts w:ascii="Arial" w:hAnsi="Arial" w:cs="Arial"/>
-          <w:b/>
-          <w:bCs/>
+        <w:t>Gigatronic</w:t>
+      </w:r>
+      <w:r>
+        <w:rPr>
+          <w:rFonts w:ascii="Arial" w:hAnsi="Arial" w:cs="Arial"/>
+          <w:b w:val="1"/>
+          <w:bCs w:val="1"/>
           <w:sz w:val="96"/>
           <w:szCs w:val="96"/>
           <w:lang w:val="sr-Latn-RS"/>
         </w:rPr>
+        <w:t xml:space="preserve"> Shop</w:t>
+      </w:r>
+      <w:r>
         <w:br/>
       </w:r>
       <w:r>
         <w:rPr>
-          <w:rFonts w:ascii="Arial" w:hAnsi="Arial" w:cs="Arial"/>
-          <w:sz w:val="28"/>
-          <w:szCs w:val="28"/>
-          <w:lang w:val="sr-Latn-RS"/>
-        </w:rPr>
-        <w:t>https://gacodev.</w:t>
-      </w:r>
-      <w:r>
-        <w:rPr>
-          <w:rFonts w:ascii="Arial" w:hAnsi="Arial" w:cs="Arial"/>
-          <w:sz w:val="28"/>
-          <w:szCs w:val="28"/>
-          <w:lang w:val="sr-Latn-RS"/>
-        </w:rPr>
-        <w:t>gigatronicshop</w:t>
-      </w:r>
-      <w:r>
-        <w:rPr>
-          <w:rFonts w:ascii="Arial" w:hAnsi="Arial" w:cs="Arial"/>
-          <w:sz w:val="28"/>
-          <w:szCs w:val="28"/>
-          <w:lang w:val="sr-Latn-RS"/>
-        </w:rPr>
-        <w:t>.com</w:t>
+          <w:rFonts w:ascii="Arial" w:hAnsi="Arial" w:eastAsia="Arial" w:cs="Arial"/>
+          <w:sz w:val="28"/>
+          <w:szCs w:val="28"/>
+        </w:rPr>
+        <w:t>https://gigatronic-shop.infinityfree.me/</w:t>
       </w:r>
     </w:p>
     <w:p>
@@ -342,8 +326,8 @@
           <w:lang w:val="sr-Latn-RS"/>
         </w:rPr>
       </w:pPr>
-      <w:bookmarkStart w:id="0" w:name="_Toc154440186"/>
-      <w:bookmarkStart w:id="1" w:name="_Toc154440277"/>
+      <w:bookmarkStart w:name="_Toc154440186" w:id="0"/>
+      <w:bookmarkStart w:name="_Toc154440277" w:id="1"/>
       <w:r>
         <w:rPr>
           <w:rFonts w:ascii="Arial" w:hAnsi="Arial" w:cs="Arial"/>
@@ -352,7 +336,6 @@
           <w:szCs w:val="52"/>
           <w:lang w:val="sr-Latn-RS"/>
         </w:rPr>
-        <w:lastRenderedPageBreak/>
         <w:t>Sadržaj</w:t>
       </w:r>
       <w:bookmarkEnd w:id="0"/>
@@ -366,7 +349,7 @@
         </w:tabs>
         <w:spacing w:line="360" w:lineRule="auto"/>
         <w:rPr>
-          <w:rFonts w:ascii="Arial" w:eastAsiaTheme="minorEastAsia" w:hAnsi="Arial" w:cs="Arial"/>
+          <w:rFonts w:ascii="Arial" w:hAnsi="Arial" w:cs="Arial" w:eastAsiaTheme="minorEastAsia"/>
           <w:noProof/>
           <w:sz w:val="24"/>
           <w:szCs w:val="24"/>
@@ -396,7 +379,7 @@
         </w:rPr>
         <w:fldChar w:fldCharType="separate"/>
       </w:r>
-      <w:hyperlink w:anchor="_Toc154440277" w:history="1">
+      <w:hyperlink w:history="1" w:anchor="_Toc154440277">
         <w:r>
           <w:rPr>
             <w:rStyle w:val="Hyperlink"/>
@@ -487,13 +470,13 @@
         </w:tabs>
         <w:spacing w:line="360" w:lineRule="auto"/>
         <w:rPr>
-          <w:rFonts w:ascii="Arial" w:eastAsiaTheme="minorEastAsia" w:hAnsi="Arial" w:cs="Arial"/>
+          <w:rFonts w:ascii="Arial" w:hAnsi="Arial" w:cs="Arial" w:eastAsiaTheme="minorEastAsia"/>
           <w:noProof/>
           <w:sz w:val="24"/>
           <w:szCs w:val="24"/>
         </w:rPr>
       </w:pPr>
-      <w:hyperlink w:anchor="_Toc154440278" w:history="1">
+      <w:hyperlink w:history="1" w:anchor="_Toc154440278">
         <w:r>
           <w:rPr>
             <w:rStyle w:val="Hyperlink"/>
@@ -584,13 +567,13 @@
         </w:tabs>
         <w:spacing w:line="360" w:lineRule="auto"/>
         <w:rPr>
-          <w:rFonts w:ascii="Arial" w:eastAsiaTheme="minorEastAsia" w:hAnsi="Arial" w:cs="Arial"/>
+          <w:rFonts w:ascii="Arial" w:hAnsi="Arial" w:cs="Arial" w:eastAsiaTheme="minorEastAsia"/>
           <w:noProof/>
           <w:sz w:val="24"/>
           <w:szCs w:val="24"/>
         </w:rPr>
       </w:pPr>
-      <w:hyperlink w:anchor="_Toc154440279" w:history="1">
+      <w:hyperlink w:history="1" w:anchor="_Toc154440279">
         <w:r>
           <w:rPr>
             <w:rStyle w:val="Hyperlink"/>
@@ -681,13 +664,13 @@
         </w:tabs>
         <w:spacing w:line="360" w:lineRule="auto"/>
         <w:rPr>
-          <w:rFonts w:ascii="Arial" w:eastAsiaTheme="minorEastAsia" w:hAnsi="Arial" w:cs="Arial"/>
+          <w:rFonts w:ascii="Arial" w:hAnsi="Arial" w:cs="Arial" w:eastAsiaTheme="minorEastAsia"/>
           <w:noProof/>
           <w:sz w:val="24"/>
           <w:szCs w:val="24"/>
         </w:rPr>
       </w:pPr>
-      <w:hyperlink w:anchor="_Toc154440280" w:history="1">
+      <w:hyperlink w:history="1" w:anchor="_Toc154440280">
         <w:r>
           <w:rPr>
             <w:rStyle w:val="Hyperlink"/>
@@ -778,13 +761,13 @@
         </w:tabs>
         <w:spacing w:line="360" w:lineRule="auto"/>
         <w:rPr>
-          <w:rFonts w:ascii="Arial" w:eastAsiaTheme="minorEastAsia" w:hAnsi="Arial" w:cs="Arial"/>
+          <w:rFonts w:ascii="Arial" w:hAnsi="Arial" w:cs="Arial" w:eastAsiaTheme="minorEastAsia"/>
           <w:noProof/>
           <w:sz w:val="24"/>
           <w:szCs w:val="24"/>
         </w:rPr>
       </w:pPr>
-      <w:hyperlink w:anchor="_Toc154440281" w:history="1">
+      <w:hyperlink w:history="1" w:anchor="_Toc154440281">
         <w:r>
           <w:rPr>
             <w:rStyle w:val="Hyperlink"/>
@@ -875,13 +858,13 @@
         </w:tabs>
         <w:spacing w:line="360" w:lineRule="auto"/>
         <w:rPr>
-          <w:rFonts w:ascii="Arial" w:eastAsiaTheme="minorEastAsia" w:hAnsi="Arial" w:cs="Arial"/>
+          <w:rFonts w:ascii="Arial" w:hAnsi="Arial" w:cs="Arial" w:eastAsiaTheme="minorEastAsia"/>
           <w:noProof/>
           <w:sz w:val="24"/>
           <w:szCs w:val="24"/>
         </w:rPr>
       </w:pPr>
-      <w:hyperlink w:anchor="_Toc154440282" w:history="1">
+      <w:hyperlink w:history="1" w:anchor="_Toc154440282">
         <w:r>
           <w:rPr>
             <w:rStyle w:val="Hyperlink"/>
@@ -972,13 +955,13 @@
         </w:tabs>
         <w:spacing w:line="360" w:lineRule="auto"/>
         <w:rPr>
-          <w:rFonts w:ascii="Arial" w:eastAsiaTheme="minorEastAsia" w:hAnsi="Arial" w:cs="Arial"/>
+          <w:rFonts w:ascii="Arial" w:hAnsi="Arial" w:cs="Arial" w:eastAsiaTheme="minorEastAsia"/>
           <w:noProof/>
           <w:sz w:val="24"/>
           <w:szCs w:val="24"/>
         </w:rPr>
       </w:pPr>
-      <w:hyperlink w:anchor="_Toc154440283" w:history="1">
+      <w:hyperlink w:history="1" w:anchor="_Toc154440283">
         <w:r>
           <w:rPr>
             <w:rStyle w:val="Hyperlink"/>
@@ -1069,13 +1052,13 @@
         </w:tabs>
         <w:spacing w:line="360" w:lineRule="auto"/>
         <w:rPr>
-          <w:rFonts w:ascii="Arial" w:eastAsiaTheme="minorEastAsia" w:hAnsi="Arial" w:cs="Arial"/>
+          <w:rFonts w:ascii="Arial" w:hAnsi="Arial" w:cs="Arial" w:eastAsiaTheme="minorEastAsia"/>
           <w:noProof/>
           <w:sz w:val="24"/>
           <w:szCs w:val="24"/>
         </w:rPr>
       </w:pPr>
-      <w:hyperlink w:anchor="_Toc154440284" w:history="1">
+      <w:hyperlink w:history="1" w:anchor="_Toc154440284">
         <w:r>
           <w:rPr>
             <w:rStyle w:val="Hyperlink"/>
@@ -1166,13 +1149,13 @@
         </w:tabs>
         <w:spacing w:line="360" w:lineRule="auto"/>
         <w:rPr>
-          <w:rFonts w:ascii="Arial" w:eastAsiaTheme="minorEastAsia" w:hAnsi="Arial" w:cs="Arial"/>
+          <w:rFonts w:ascii="Arial" w:hAnsi="Arial" w:cs="Arial" w:eastAsiaTheme="minorEastAsia"/>
           <w:noProof/>
           <w:sz w:val="24"/>
           <w:szCs w:val="24"/>
         </w:rPr>
       </w:pPr>
-      <w:hyperlink w:anchor="_Toc154440285" w:history="1">
+      <w:hyperlink w:history="1" w:anchor="_Toc154440285">
         <w:r>
           <w:rPr>
             <w:rStyle w:val="Hyperlink"/>
@@ -1263,13 +1246,13 @@
         </w:tabs>
         <w:spacing w:line="360" w:lineRule="auto"/>
         <w:rPr>
-          <w:rFonts w:ascii="Arial" w:eastAsiaTheme="minorEastAsia" w:hAnsi="Arial" w:cs="Arial"/>
+          <w:rFonts w:ascii="Arial" w:hAnsi="Arial" w:cs="Arial" w:eastAsiaTheme="minorEastAsia"/>
           <w:noProof/>
           <w:sz w:val="24"/>
           <w:szCs w:val="24"/>
         </w:rPr>
       </w:pPr>
-      <w:hyperlink w:anchor="_Toc154440286" w:history="1">
+      <w:hyperlink w:history="1" w:anchor="_Toc154440286">
         <w:r>
           <w:rPr>
             <w:rStyle w:val="Hyperlink"/>
@@ -1360,13 +1343,13 @@
         </w:tabs>
         <w:spacing w:line="360" w:lineRule="auto"/>
         <w:rPr>
-          <w:rFonts w:ascii="Arial" w:eastAsiaTheme="minorEastAsia" w:hAnsi="Arial" w:cs="Arial"/>
+          <w:rFonts w:ascii="Arial" w:hAnsi="Arial" w:cs="Arial" w:eastAsiaTheme="minorEastAsia"/>
           <w:noProof/>
           <w:sz w:val="24"/>
           <w:szCs w:val="24"/>
         </w:rPr>
       </w:pPr>
-      <w:hyperlink w:anchor="_Toc154440287" w:history="1">
+      <w:hyperlink w:history="1" w:anchor="_Toc154440287">
         <w:r>
           <w:rPr>
             <w:rStyle w:val="Hyperlink"/>
@@ -1457,13 +1440,13 @@
         </w:tabs>
         <w:spacing w:line="360" w:lineRule="auto"/>
         <w:rPr>
-          <w:rFonts w:ascii="Arial" w:eastAsiaTheme="minorEastAsia" w:hAnsi="Arial" w:cs="Arial"/>
+          <w:rFonts w:ascii="Arial" w:hAnsi="Arial" w:cs="Arial" w:eastAsiaTheme="minorEastAsia"/>
           <w:noProof/>
           <w:sz w:val="24"/>
           <w:szCs w:val="24"/>
         </w:rPr>
       </w:pPr>
-      <w:hyperlink w:anchor="_Toc154440288" w:history="1">
+      <w:hyperlink w:history="1" w:anchor="_Toc154440288">
         <w:r>
           <w:rPr>
             <w:rStyle w:val="Hyperlink"/>
@@ -1554,13 +1537,13 @@
         </w:tabs>
         <w:spacing w:line="360" w:lineRule="auto"/>
         <w:rPr>
-          <w:rFonts w:ascii="Arial" w:eastAsiaTheme="minorEastAsia" w:hAnsi="Arial" w:cs="Arial"/>
+          <w:rFonts w:ascii="Arial" w:hAnsi="Arial" w:cs="Arial" w:eastAsiaTheme="minorEastAsia"/>
           <w:noProof/>
           <w:sz w:val="24"/>
           <w:szCs w:val="24"/>
         </w:rPr>
       </w:pPr>
-      <w:hyperlink w:anchor="_Toc154440289" w:history="1">
+      <w:hyperlink w:history="1" w:anchor="_Toc154440289">
         <w:r>
           <w:rPr>
             <w:rStyle w:val="Hyperlink"/>
@@ -1657,7 +1640,7 @@
           <w:szCs w:val="24"/>
         </w:rPr>
       </w:pPr>
-      <w:hyperlink w:anchor="_Toc154440290" w:history="1">
+      <w:hyperlink w:history="1" w:anchor="_Toc154440290">
         <w:r>
           <w:rPr>
             <w:rStyle w:val="Hyperlink"/>
@@ -1754,7 +1737,7 @@
           <w:szCs w:val="24"/>
         </w:rPr>
       </w:pPr>
-      <w:hyperlink w:anchor="_Toc154440291" w:history="1">
+      <w:hyperlink w:history="1" w:anchor="_Toc154440291">
         <w:r>
           <w:rPr>
             <w:rStyle w:val="Hyperlink"/>
@@ -1851,7 +1834,7 @@
           <w:szCs w:val="24"/>
         </w:rPr>
       </w:pPr>
-      <w:hyperlink w:anchor="_Toc154440292" w:history="1">
+      <w:hyperlink w:history="1" w:anchor="_Toc154440292">
         <w:r>
           <w:rPr>
             <w:rStyle w:val="Hyperlink"/>
@@ -1948,7 +1931,7 @@
           <w:szCs w:val="24"/>
         </w:rPr>
       </w:pPr>
-      <w:hyperlink w:anchor="_Toc154440293" w:history="1">
+      <w:hyperlink w:history="1" w:anchor="_Toc154440293">
         <w:r>
           <w:rPr>
             <w:rStyle w:val="Hyperlink"/>
@@ -2045,7 +2028,7 @@
           <w:szCs w:val="24"/>
         </w:rPr>
       </w:pPr>
-      <w:hyperlink w:anchor="_Toc154440294" w:history="1">
+      <w:hyperlink w:history="1" w:anchor="_Toc154440294">
         <w:r>
           <w:rPr>
             <w:rStyle w:val="Hyperlink"/>
@@ -2136,13 +2119,13 @@
         </w:tabs>
         <w:spacing w:line="360" w:lineRule="auto"/>
         <w:rPr>
-          <w:rFonts w:ascii="Arial" w:eastAsiaTheme="minorEastAsia" w:hAnsi="Arial" w:cs="Arial"/>
+          <w:rFonts w:ascii="Arial" w:hAnsi="Arial" w:cs="Arial" w:eastAsiaTheme="minorEastAsia"/>
           <w:noProof/>
           <w:sz w:val="24"/>
           <w:szCs w:val="24"/>
         </w:rPr>
       </w:pPr>
-      <w:hyperlink w:anchor="_Toc154440295" w:history="1">
+      <w:hyperlink w:history="1" w:anchor="_Toc154440295">
         <w:r>
           <w:rPr>
             <w:rStyle w:val="Hyperlink"/>
@@ -2233,13 +2216,13 @@
         </w:tabs>
         <w:spacing w:line="360" w:lineRule="auto"/>
         <w:rPr>
-          <w:rFonts w:ascii="Arial" w:eastAsiaTheme="minorEastAsia" w:hAnsi="Arial" w:cs="Arial"/>
+          <w:rFonts w:ascii="Arial" w:hAnsi="Arial" w:cs="Arial" w:eastAsiaTheme="minorEastAsia"/>
           <w:noProof/>
           <w:sz w:val="24"/>
           <w:szCs w:val="24"/>
         </w:rPr>
       </w:pPr>
-      <w:hyperlink w:anchor="_Toc154440296" w:history="1">
+      <w:hyperlink w:history="1" w:anchor="_Toc154440296">
         <w:r>
           <w:rPr>
             <w:rStyle w:val="Hyperlink"/>
@@ -2336,7 +2319,7 @@
           <w:szCs w:val="24"/>
         </w:rPr>
       </w:pPr>
-      <w:hyperlink w:anchor="_Toc154440297" w:history="1">
+      <w:hyperlink w:history="1" w:anchor="_Toc154440297">
         <w:r>
           <w:rPr>
             <w:rStyle w:val="Hyperlink"/>
@@ -2450,8 +2433,8 @@
           <w:lang w:val="sr-Latn-RS"/>
         </w:rPr>
       </w:pPr>
-      <w:bookmarkStart w:id="2" w:name="_Toc154440187"/>
-      <w:bookmarkStart w:id="3" w:name="_Toc154440278"/>
+      <w:bookmarkStart w:name="_Toc154440187" w:id="2"/>
+      <w:bookmarkStart w:name="_Toc154440278" w:id="3"/>
       <w:r>
         <w:rPr>
           <w:rFonts w:ascii="Arial" w:hAnsi="Arial" w:cs="Arial"/>
@@ -2460,7 +2443,6 @@
           <w:szCs w:val="52"/>
           <w:lang w:val="sr-Latn-RS"/>
         </w:rPr>
-        <w:lastRenderedPageBreak/>
         <w:t>Uvod</w:t>
       </w:r>
       <w:bookmarkEnd w:id="2"/>
@@ -2478,8 +2460,8 @@
           <w:lang w:val="sr-Latn-RS"/>
         </w:rPr>
       </w:pPr>
-      <w:bookmarkStart w:id="4" w:name="_Toc154440188"/>
-      <w:bookmarkStart w:id="5" w:name="_Toc154440279"/>
+      <w:bookmarkStart w:name="_Toc154440188" w:id="4"/>
+      <w:bookmarkStart w:name="_Toc154440279" w:id="5"/>
       <w:r>
         <w:rPr>
           <w:rFonts w:ascii="Arial" w:hAnsi="Arial" w:cs="Arial"/>
@@ -2616,9 +2598,17 @@
           <w:lang w:val="sr-Latn-RS"/>
         </w:rPr>
         <w:br/>
+      </w:r>
+      <w:r>
+        <w:rPr>
+          <w:rFonts w:ascii="Arial" w:hAnsi="Arial" w:cs="Arial"/>
+          <w:sz w:val="28"/>
+          <w:szCs w:val="28"/>
+          <w:lang w:val="sr-Latn-RS"/>
+        </w:rPr>
         <w:t xml:space="preserve">email: </w:t>
       </w:r>
-      <w:hyperlink r:id="rId8" w:history="1">
+      <w:hyperlink w:history="1" r:id="rId9">
         <w:r>
           <w:rPr>
             <w:rStyle w:val="Hyperlink"/>
@@ -2638,6 +2628,14 @@
           <w:lang w:val="sr-Latn-RS"/>
         </w:rPr>
         <w:br/>
+      </w:r>
+      <w:r>
+        <w:rPr>
+          <w:rFonts w:ascii="Arial" w:hAnsi="Arial" w:cs="Arial"/>
+          <w:sz w:val="28"/>
+          <w:szCs w:val="28"/>
+          <w:lang w:val="sr-Latn-RS"/>
+        </w:rPr>
         <w:t>password: Gacanovic121</w:t>
       </w:r>
     </w:p>
@@ -2796,8 +2794,8 @@
           <w:lang w:val="sr-Latn-RS"/>
         </w:rPr>
       </w:pPr>
-      <w:bookmarkStart w:id="6" w:name="_Toc154440189"/>
-      <w:bookmarkStart w:id="7" w:name="_Toc154440280"/>
+      <w:bookmarkStart w:name="_Toc154440189" w:id="6"/>
+      <w:bookmarkStart w:name="_Toc154440280" w:id="7"/>
       <w:r>
         <w:rPr>
           <w:rFonts w:ascii="Arial" w:hAnsi="Arial" w:cs="Arial"/>
@@ -2823,8 +2821,8 @@
           <w:lang w:val="sr-Latn-RS"/>
         </w:rPr>
       </w:pPr>
-      <w:bookmarkStart w:id="8" w:name="_Toc154440190"/>
-      <w:bookmarkStart w:id="9" w:name="_Toc154440281"/>
+      <w:bookmarkStart w:name="_Toc154440190" w:id="8"/>
+      <w:bookmarkStart w:name="_Toc154440281" w:id="9"/>
       <w:r>
         <w:rPr>
           <w:rFonts w:ascii="Arial" w:hAnsi="Arial" w:cs="Arial"/>
@@ -2875,7 +2873,6 @@
           <w:szCs w:val="28"/>
           <w:lang w:val="sr-Latn-RS"/>
         </w:rPr>
-        <w:lastRenderedPageBreak/>
         <w:drawing>
           <wp:inline distT="0" distB="0" distL="0" distR="0" wp14:anchorId="26BF03C3" wp14:editId="4F719A35">
             <wp:extent cx="5943600" cy="6419850"/>
@@ -2892,7 +2889,7 @@
                     <pic:cNvPicPr/>
                   </pic:nvPicPr>
                   <pic:blipFill>
-                    <a:blip r:embed="rId9" cstate="print">
+                    <a:blip r:embed="rId10" cstate="print">
                       <a:extLst>
                         <a:ext uri="{28A0092B-C50C-407E-A947-70E740481C1C}">
                           <a14:useLocalDpi xmlns:a14="http://schemas.microsoft.com/office/drawing/2010/main" val="0"/>
@@ -2931,8 +2928,8 @@
           <w:lang w:val="sr-Latn-RS"/>
         </w:rPr>
       </w:pPr>
-      <w:bookmarkStart w:id="10" w:name="_Toc154440191"/>
-      <w:bookmarkStart w:id="11" w:name="_Toc154440282"/>
+      <w:bookmarkStart w:name="_Toc154440191" w:id="10"/>
+      <w:bookmarkStart w:name="_Toc154440282" w:id="11"/>
       <w:r>
         <w:rPr>
           <w:rFonts w:ascii="Arial" w:hAnsi="Arial" w:cs="Arial"/>
@@ -2981,7 +2978,6 @@
           <w:szCs w:val="28"/>
           <w:lang w:val="sr-Latn-RS"/>
         </w:rPr>
-        <w:lastRenderedPageBreak/>
         <w:t xml:space="preserve">kategorijama. Moguće je vrišiti pretragu artikala po nazivu. Omogućeno je i sortiranje po ceni. </w:t>
       </w:r>
     </w:p>
@@ -3012,7 +3008,7 @@
                     <pic:cNvPicPr/>
                   </pic:nvPicPr>
                   <pic:blipFill>
-                    <a:blip r:embed="rId10"/>
+                    <a:blip r:embed="rId11"/>
                     <a:stretch>
                       <a:fillRect/>
                     </a:stretch>
@@ -3060,7 +3056,7 @@
                     <pic:cNvPicPr/>
                   </pic:nvPicPr>
                   <pic:blipFill>
-                    <a:blip r:embed="rId11"/>
+                    <a:blip r:embed="rId12"/>
                     <a:stretch>
                       <a:fillRect/>
                     </a:stretch>
@@ -3093,8 +3089,8 @@
           <w:lang w:val="sr-Latn-RS"/>
         </w:rPr>
       </w:pPr>
-      <w:bookmarkStart w:id="12" w:name="_Toc154440192"/>
-      <w:bookmarkStart w:id="13" w:name="_Toc154440283"/>
+      <w:bookmarkStart w:name="_Toc154440192" w:id="12"/>
+      <w:bookmarkStart w:name="_Toc154440283" w:id="13"/>
       <w:r>
         <w:rPr>
           <w:rFonts w:ascii="Arial" w:hAnsi="Arial" w:cs="Arial"/>
@@ -3162,7 +3158,6 @@
         <w:rPr>
           <w:noProof/>
         </w:rPr>
-        <w:lastRenderedPageBreak/>
         <w:drawing>
           <wp:inline distT="0" distB="0" distL="0" distR="0" wp14:anchorId="44EAFA24" wp14:editId="42072AAE">
             <wp:extent cx="5943600" cy="3286125"/>
@@ -3179,7 +3174,7 @@
                     <pic:cNvPicPr/>
                   </pic:nvPicPr>
                   <pic:blipFill>
-                    <a:blip r:embed="rId12"/>
+                    <a:blip r:embed="rId13"/>
                     <a:stretch>
                       <a:fillRect/>
                     </a:stretch>
@@ -3282,8 +3277,8 @@
           <w:lang w:val="sr-Latn-RS"/>
         </w:rPr>
       </w:pPr>
-      <w:bookmarkStart w:id="14" w:name="_Toc154440193"/>
-      <w:bookmarkStart w:id="15" w:name="_Toc154440284"/>
+      <w:bookmarkStart w:name="_Toc154440193" w:id="14"/>
+      <w:bookmarkStart w:name="_Toc154440284" w:id="15"/>
       <w:r>
         <w:rPr>
           <w:rFonts w:ascii="Arial" w:hAnsi="Arial" w:cs="Arial"/>
@@ -3325,7 +3320,6 @@
           <w:noProof/>
           <w:lang w:val="sr-Latn-RS"/>
         </w:rPr>
-        <w:lastRenderedPageBreak/>
         <w:drawing>
           <wp:inline distT="0" distB="0" distL="0" distR="0" wp14:anchorId="11A6A251" wp14:editId="3BE70480">
             <wp:extent cx="5943600" cy="2028825"/>
@@ -3342,7 +3336,7 @@
                     <pic:cNvPicPr/>
                   </pic:nvPicPr>
                   <pic:blipFill>
-                    <a:blip r:embed="rId13"/>
+                    <a:blip r:embed="rId14"/>
                     <a:stretch>
                       <a:fillRect/>
                     </a:stretch>
@@ -3487,8 +3481,8 @@
           <w:lang w:val="sr-Latn-RS"/>
         </w:rPr>
       </w:pPr>
-      <w:bookmarkStart w:id="16" w:name="_Toc154440194"/>
-      <w:bookmarkStart w:id="17" w:name="_Toc154440285"/>
+      <w:bookmarkStart w:name="_Toc154440194" w:id="16"/>
+      <w:bookmarkStart w:name="_Toc154440285" w:id="17"/>
       <w:r>
         <w:rPr>
           <w:rFonts w:ascii="Arial" w:hAnsi="Arial" w:cs="Arial"/>
@@ -3497,7 +3491,6 @@
           <w:szCs w:val="36"/>
           <w:lang w:val="sr-Latn-RS"/>
         </w:rPr>
-        <w:lastRenderedPageBreak/>
         <w:t>Register &amp; Login</w:t>
       </w:r>
       <w:bookmarkEnd w:id="16"/>
@@ -3589,7 +3582,7 @@
                     <pic:cNvPicPr/>
                   </pic:nvPicPr>
                   <pic:blipFill>
-                    <a:blip r:embed="rId14"/>
+                    <a:blip r:embed="rId15"/>
                     <a:stretch>
                       <a:fillRect/>
                     </a:stretch>
@@ -3624,7 +3617,6 @@
           <w:szCs w:val="36"/>
           <w:lang w:val="sr-Latn-RS"/>
         </w:rPr>
-        <w:lastRenderedPageBreak/>
         <w:drawing>
           <wp:inline distT="0" distB="0" distL="0" distR="0" wp14:anchorId="60E595D9" wp14:editId="6AF535DE">
             <wp:extent cx="5229225" cy="6838950"/>
@@ -3641,7 +3633,7 @@
                     <pic:cNvPicPr/>
                   </pic:nvPicPr>
                   <pic:blipFill>
-                    <a:blip r:embed="rId15"/>
+                    <a:blip r:embed="rId16"/>
                     <a:stretch>
                       <a:fillRect/>
                     </a:stretch>
@@ -3702,8 +3694,8 @@
           <w:lang w:val="sr-Latn-RS"/>
         </w:rPr>
       </w:pPr>
-      <w:bookmarkStart w:id="18" w:name="_Toc154440195"/>
-      <w:bookmarkStart w:id="19" w:name="_Toc154440286"/>
+      <w:bookmarkStart w:name="_Toc154440195" w:id="18"/>
+      <w:bookmarkStart w:name="_Toc154440286" w:id="19"/>
       <w:r>
         <w:rPr>
           <w:rFonts w:ascii="Arial" w:hAnsi="Arial" w:cs="Arial"/>
@@ -3712,7 +3704,6 @@
           <w:szCs w:val="36"/>
           <w:lang w:val="sr-Latn-RS"/>
         </w:rPr>
-        <w:lastRenderedPageBreak/>
         <w:t>Dynamic Menu</w:t>
       </w:r>
       <w:bookmarkEnd w:id="18"/>
@@ -3762,7 +3753,7 @@
                     <pic:cNvPicPr/>
                   </pic:nvPicPr>
                   <pic:blipFill>
-                    <a:blip r:embed="rId16"/>
+                    <a:blip r:embed="rId17"/>
                     <a:stretch>
                       <a:fillRect/>
                     </a:stretch>
@@ -3914,8 +3905,8 @@
           <w:lang w:val="sr-Latn-RS"/>
         </w:rPr>
       </w:pPr>
-      <w:bookmarkStart w:id="20" w:name="_Toc154440196"/>
-      <w:bookmarkStart w:id="21" w:name="_Toc154440287"/>
+      <w:bookmarkStart w:name="_Toc154440196" w:id="20"/>
+      <w:bookmarkStart w:name="_Toc154440287" w:id="21"/>
       <w:r>
         <w:rPr>
           <w:rFonts w:ascii="Arial" w:hAnsi="Arial" w:cs="Arial"/>
@@ -3924,7 +3915,6 @@
           <w:szCs w:val="36"/>
           <w:lang w:val="sr-Latn-RS"/>
         </w:rPr>
-        <w:lastRenderedPageBreak/>
         <w:t>Shopping Cart</w:t>
       </w:r>
       <w:bookmarkEnd w:id="20"/>
@@ -3983,7 +3973,7 @@
                     <pic:cNvPicPr/>
                   </pic:nvPicPr>
                   <pic:blipFill>
-                    <a:blip r:embed="rId17"/>
+                    <a:blip r:embed="rId18"/>
                     <a:stretch>
                       <a:fillRect/>
                     </a:stretch>
@@ -4079,8 +4069,8 @@
           <w:lang w:val="sr-Latn-RS"/>
         </w:rPr>
       </w:pPr>
-      <w:bookmarkStart w:id="22" w:name="_Toc154440197"/>
-      <w:bookmarkStart w:id="23" w:name="_Toc154440288"/>
+      <w:bookmarkStart w:name="_Toc154440197" w:id="22"/>
+      <w:bookmarkStart w:name="_Toc154440288" w:id="23"/>
       <w:r>
         <w:rPr>
           <w:rFonts w:ascii="Arial" w:hAnsi="Arial" w:cs="Arial"/>
@@ -4089,7 +4079,6 @@
           <w:szCs w:val="36"/>
           <w:lang w:val="sr-Latn-RS"/>
         </w:rPr>
-        <w:lastRenderedPageBreak/>
         <w:t>Poll</w:t>
       </w:r>
       <w:bookmarkEnd w:id="22"/>
@@ -4149,7 +4138,7 @@
                     <pic:cNvPicPr/>
                   </pic:nvPicPr>
                   <pic:blipFill>
-                    <a:blip r:embed="rId18"/>
+                    <a:blip r:embed="rId19"/>
                     <a:stretch>
                       <a:fillRect/>
                     </a:stretch>
@@ -4215,8 +4204,8 @@
           <w:lang w:val="sr-Latn-RS"/>
         </w:rPr>
       </w:pPr>
-      <w:bookmarkStart w:id="24" w:name="_Toc154440198"/>
-      <w:bookmarkStart w:id="25" w:name="_Toc154440289"/>
+      <w:bookmarkStart w:name="_Toc154440198" w:id="24"/>
+      <w:bookmarkStart w:name="_Toc154440289" w:id="25"/>
       <w:r>
         <w:rPr>
           <w:rFonts w:ascii="Arial" w:hAnsi="Arial" w:cs="Arial"/>
@@ -4225,7 +4214,6 @@
           <w:szCs w:val="36"/>
           <w:lang w:val="sr-Latn-RS"/>
         </w:rPr>
-        <w:lastRenderedPageBreak/>
         <w:t>Admin Dashboard</w:t>
       </w:r>
       <w:bookmarkEnd w:id="24"/>
@@ -4285,7 +4273,7 @@
                     <pic:cNvPicPr/>
                   </pic:nvPicPr>
                   <pic:blipFill>
-                    <a:blip r:embed="rId19" cstate="print">
+                    <a:blip r:embed="rId20" cstate="print">
                       <a:extLst>
                         <a:ext uri="{28A0092B-C50C-407E-A947-70E740481C1C}">
                           <a14:useLocalDpi xmlns:a14="http://schemas.microsoft.com/office/drawing/2010/main" val="0"/>
@@ -4358,7 +4346,7 @@
           <w:lang w:val="sr-Latn-RS"/>
         </w:rPr>
       </w:pPr>
-      <w:bookmarkStart w:id="26" w:name="_Toc154440290"/>
+      <w:bookmarkStart w:name="_Toc154440290" w:id="26"/>
       <w:r>
         <w:rPr>
           <w:rFonts w:ascii="Arial" w:hAnsi="Arial" w:cs="Arial"/>
@@ -4369,7 +4357,6 @@
           <w:szCs w:val="28"/>
           <w:lang w:val="sr-Latn-RS"/>
         </w:rPr>
-        <w:lastRenderedPageBreak/>
         <w:t>Orders</w:t>
       </w:r>
       <w:bookmarkEnd w:id="26"/>
@@ -4437,7 +4424,7 @@
                     <pic:cNvPicPr/>
                   </pic:nvPicPr>
                   <pic:blipFill>
-                    <a:blip r:embed="rId20"/>
+                    <a:blip r:embed="rId21"/>
                     <a:stretch>
                       <a:fillRect/>
                     </a:stretch>
@@ -4544,7 +4531,7 @@
           <w:lang w:val="sr-Latn-RS"/>
         </w:rPr>
       </w:pPr>
-      <w:bookmarkStart w:id="27" w:name="_Toc154440291"/>
+      <w:bookmarkStart w:name="_Toc154440291" w:id="27"/>
       <w:r>
         <w:rPr>
           <w:rFonts w:ascii="Arial" w:hAnsi="Arial" w:cs="Arial"/>
@@ -4555,7 +4542,6 @@
           <w:szCs w:val="28"/>
           <w:lang w:val="sr-Latn-RS"/>
         </w:rPr>
-        <w:lastRenderedPageBreak/>
         <w:t>Statistics</w:t>
       </w:r>
       <w:bookmarkEnd w:id="27"/>
@@ -4616,7 +4602,7 @@
                     <pic:cNvPicPr/>
                   </pic:nvPicPr>
                   <pic:blipFill>
-                    <a:blip r:embed="rId21"/>
+                    <a:blip r:embed="rId22"/>
                     <a:stretch>
                       <a:fillRect/>
                     </a:stretch>
@@ -4692,7 +4678,7 @@
           <w:lang w:val="sr-Latn-RS"/>
         </w:rPr>
       </w:pPr>
-      <w:bookmarkStart w:id="28" w:name="_Toc154440292"/>
+      <w:bookmarkStart w:name="_Toc154440292" w:id="28"/>
       <w:r>
         <w:rPr>
           <w:rFonts w:ascii="Arial" w:hAnsi="Arial" w:cs="Arial"/>
@@ -4703,7 +4689,6 @@
           <w:szCs w:val="28"/>
           <w:lang w:val="sr-Latn-RS"/>
         </w:rPr>
-        <w:lastRenderedPageBreak/>
         <w:t>Poll</w:t>
       </w:r>
       <w:bookmarkEnd w:id="28"/>
@@ -4769,7 +4754,7 @@
                     <pic:cNvPicPr/>
                   </pic:nvPicPr>
                   <pic:blipFill>
-                    <a:blip r:embed="rId22"/>
+                    <a:blip r:embed="rId23"/>
                     <a:stretch>
                       <a:fillRect/>
                     </a:stretch>
@@ -4838,7 +4823,7 @@
           <w:lang w:val="sr-Latn-RS"/>
         </w:rPr>
       </w:pPr>
-      <w:bookmarkStart w:id="29" w:name="_Toc154440293"/>
+      <w:bookmarkStart w:name="_Toc154440293" w:id="29"/>
       <w:r>
         <w:rPr>
           <w:rFonts w:ascii="Arial" w:hAnsi="Arial" w:cs="Arial"/>
@@ -4849,7 +4834,6 @@
           <w:szCs w:val="28"/>
           <w:lang w:val="sr-Latn-RS"/>
         </w:rPr>
-        <w:lastRenderedPageBreak/>
         <w:t>Users</w:t>
       </w:r>
       <w:bookmarkEnd w:id="29"/>
@@ -4910,7 +4894,7 @@
                     <pic:cNvPicPr/>
                   </pic:nvPicPr>
                   <pic:blipFill>
-                    <a:blip r:embed="rId23"/>
+                    <a:blip r:embed="rId24"/>
                     <a:stretch>
                       <a:fillRect/>
                     </a:stretch>
@@ -5035,7 +5019,7 @@
           <w:lang w:val="sr-Latn-RS"/>
         </w:rPr>
       </w:pPr>
-      <w:bookmarkStart w:id="30" w:name="_Toc154440294"/>
+      <w:bookmarkStart w:name="_Toc154440294" w:id="30"/>
       <w:r>
         <w:rPr>
           <w:rFonts w:ascii="Arial" w:hAnsi="Arial" w:cs="Arial"/>
@@ -5046,7 +5030,6 @@
           <w:szCs w:val="28"/>
           <w:lang w:val="sr-Latn-RS"/>
         </w:rPr>
-        <w:lastRenderedPageBreak/>
         <w:t>Articles</w:t>
       </w:r>
       <w:bookmarkEnd w:id="30"/>
@@ -5139,7 +5122,7 @@
                     <pic:cNvPicPr/>
                   </pic:nvPicPr>
                   <pic:blipFill>
-                    <a:blip r:embed="rId24"/>
+                    <a:blip r:embed="rId25"/>
                     <a:stretch>
                       <a:fillRect/>
                     </a:stretch>
@@ -5174,7 +5157,6 @@
           <w:noProof/>
           <w:lang w:val="sr-Latn-RS"/>
         </w:rPr>
-        <w:lastRenderedPageBreak/>
         <w:drawing>
           <wp:inline distT="0" distB="0" distL="0" distR="0" wp14:anchorId="024ECC57" wp14:editId="17B6E360">
             <wp:extent cx="5943600" cy="8157210"/>
@@ -5191,7 +5173,7 @@
                     <pic:cNvPicPr/>
                   </pic:nvPicPr>
                   <pic:blipFill>
-                    <a:blip r:embed="rId25" cstate="print">
+                    <a:blip r:embed="rId26" cstate="print">
                       <a:extLst>
                         <a:ext uri="{28A0092B-C50C-407E-A947-70E740481C1C}">
                           <a14:useLocalDpi xmlns:a14="http://schemas.microsoft.com/office/drawing/2010/main" val="0"/>
@@ -5230,8 +5212,8 @@
           <w:lang w:val="sr-Latn-RS"/>
         </w:rPr>
       </w:pPr>
-      <w:bookmarkStart w:id="31" w:name="_Toc154440199"/>
-      <w:bookmarkStart w:id="32" w:name="_Toc154440295"/>
+      <w:bookmarkStart w:name="_Toc154440199" w:id="31"/>
+      <w:bookmarkStart w:name="_Toc154440295" w:id="32"/>
       <w:r>
         <w:rPr>
           <w:rFonts w:ascii="Arial" w:hAnsi="Arial" w:cs="Arial"/>
@@ -5240,7 +5222,6 @@
           <w:szCs w:val="40"/>
           <w:lang w:val="sr-Latn-RS"/>
         </w:rPr>
-        <w:lastRenderedPageBreak/>
         <w:t>Organizacija</w:t>
       </w:r>
       <w:bookmarkEnd w:id="31"/>
@@ -5258,8 +5239,8 @@
           <w:lang w:val="sr-Latn-RS"/>
         </w:rPr>
       </w:pPr>
-      <w:bookmarkStart w:id="33" w:name="_Toc154440200"/>
-      <w:bookmarkStart w:id="34" w:name="_Toc154440296"/>
+      <w:bookmarkStart w:name="_Toc154440200" w:id="33"/>
+      <w:bookmarkStart w:name="_Toc154440296" w:id="34"/>
       <w:r>
         <w:rPr>
           <w:rFonts w:ascii="Arial" w:hAnsi="Arial" w:cs="Arial"/>
@@ -5287,7 +5268,7 @@
           <w:lang w:val="sr-Latn-RS"/>
         </w:rPr>
       </w:pPr>
-      <w:bookmarkStart w:id="35" w:name="_Toc154440297"/>
+      <w:bookmarkStart w:name="_Toc154440297" w:id="35"/>
       <w:r>
         <w:rPr>
           <w:rFonts w:ascii="Arial" w:hAnsi="Arial" w:cs="Arial"/>
@@ -5347,7 +5328,7 @@
                     <pic:cNvPicPr/>
                   </pic:nvPicPr>
                   <pic:blipFill>
-                    <a:blip r:embed="rId26"/>
+                    <a:blip r:embed="rId27"/>
                     <a:stretch>
                       <a:fillRect/>
                     </a:stretch>
@@ -5369,7 +5350,7 @@
       </w:r>
     </w:p>
     <w:sectPr>
-      <w:pgSz w:w="12240" w:h="15840"/>
+      <w:pgSz w:w="12240" w:h="15840" w:orient="portrait"/>
       <w:pgMar w:top="1440" w:right="1440" w:bottom="1440" w:left="1440" w:header="720" w:footer="720" w:gutter="0"/>
       <w:cols w:space="720"/>
       <w:docGrid w:linePitch="360"/>
@@ -5379,7 +5360,7 @@
 </file>
 
 <file path=word/endnotes.xml><?xml version="1.0" encoding="utf-8"?>
-<w:endnotes xmlns:wpc="http://schemas.microsoft.com/office/word/2010/wordprocessingCanvas" xmlns:cx="http://schemas.microsoft.com/office/drawing/2014/chartex" xmlns:cx1="http://schemas.microsoft.com/office/drawing/2015/9/8/chartex" xmlns:cx2="http://schemas.microsoft.com/office/drawing/2015/10/21/chartex" xmlns:cx3="http://schemas.microsoft.com/office/drawing/2016/5/9/chartex" xmlns:cx4="http://schemas.microsoft.com/office/drawing/2016/5/10/chartex" xmlns:cx5="http://schemas.microsoft.com/office/drawing/2016/5/11/chartex" xmlns:cx6="http://schemas.microsoft.com/office/drawing/2016/5/12/chartex" xmlns:cx7="http://schemas.microsoft.com/office/drawing/2016/5/13/chartex" xmlns:cx8="http://schemas.microsoft.com/office/drawing/2016/5/14/chartex" xmlns:mc="http://schemas.openxmlformats.org/markup-compatibility/2006" xmlns:aink="http://schemas.microsoft.com/office/drawing/2016/ink" xmlns:am3d="http://schemas.microsoft.com/office/drawing/2017/model3d" xmlns:o="urn:schemas-microsoft-com:office:office" xmlns:oel="http://schemas.microsoft.com/office/2019/extlst" xmlns:r="http://schemas.openxmlformats.org/officeDocument/2006/relationships" xmlns:m="http://schemas.openxmlformats.org/officeDocument/2006/math" xmlns:v="urn:schemas-microsoft-com:vml" xmlns:wp14="http://schemas.microsoft.com/office/word/2010/wordprocessingDrawing" xmlns:wp="http://schemas.openxmlformats.org/drawingml/2006/wordprocessingDrawing" xmlns:w10="urn:schemas-microsoft-com:office:word" xmlns:w="http://schemas.openxmlformats.org/wordprocessingml/2006/main" xmlns:w14="http://schemas.microsoft.com/office/word/2010/wordml" xmlns:w15="http://schemas.microsoft.com/office/word/2012/wordml" xmlns:w16cex="http://schemas.microsoft.com/office/word/2018/wordml/cex" xmlns:w16cid="http://schemas.microsoft.com/office/word/2016/wordml/cid" xmlns:w16="http://schemas.microsoft.com/office/word/2018/wordml" xmlns:w16sdtdh="http://schemas.microsoft.com/office/word/2020/wordml/sdtdatahash" xmlns:w16se="http://schemas.microsoft.com/office/word/2015/wordml/symex" xmlns:wpg="http://schemas.microsoft.com/office/word/2010/wordprocessingGroup" xmlns:wpi="http://schemas.microsoft.com/office/word/2010/wordprocessingInk" xmlns:wne="http://schemas.microsoft.com/office/word/2006/wordml" xmlns:wps="http://schemas.microsoft.com/office/word/2010/wordprocessingShape" mc:Ignorable="w14 w15 w16se w16cid w16 w16cex w16sdtdh wp14">
+<w:endnotes xmlns:wpc="http://schemas.microsoft.com/office/word/2010/wordprocessingCanvas" xmlns:cx="http://schemas.microsoft.com/office/drawing/2014/chartex" xmlns:cx1="http://schemas.microsoft.com/office/drawing/2015/9/8/chartex" xmlns:cx2="http://schemas.microsoft.com/office/drawing/2015/10/21/chartex" xmlns:cx3="http://schemas.microsoft.com/office/drawing/2016/5/9/chartex" xmlns:cx4="http://schemas.microsoft.com/office/drawing/2016/5/10/chartex" xmlns:cx5="http://schemas.microsoft.com/office/drawing/2016/5/11/chartex" xmlns:cx6="http://schemas.microsoft.com/office/drawing/2016/5/12/chartex" xmlns:cx7="http://schemas.microsoft.com/office/drawing/2016/5/13/chartex" xmlns:cx8="http://schemas.microsoft.com/office/drawing/2016/5/14/chartex" xmlns:mc="http://schemas.openxmlformats.org/markup-compatibility/2006" xmlns:aink="http://schemas.microsoft.com/office/drawing/2016/ink" xmlns:am3d="http://schemas.microsoft.com/office/drawing/2017/model3d" xmlns:o="urn:schemas-microsoft-com:office:office" xmlns:oel="http://schemas.microsoft.com/office/2019/extlst" xmlns:r="http://schemas.openxmlformats.org/officeDocument/2006/relationships" xmlns:m="http://schemas.openxmlformats.org/officeDocument/2006/math" xmlns:v="urn:schemas-microsoft-com:vml" xmlns:wp14="http://schemas.microsoft.com/office/word/2010/wordprocessingDrawing" xmlns:wp="http://schemas.openxmlformats.org/drawingml/2006/wordprocessingDrawing" xmlns:w10="urn:schemas-microsoft-com:office:word" xmlns:w="http://schemas.openxmlformats.org/wordprocessingml/2006/main" xmlns:w14="http://schemas.microsoft.com/office/word/2010/wordml" xmlns:w15="http://schemas.microsoft.com/office/word/2012/wordml" xmlns:w16cex="http://schemas.microsoft.com/office/word/2018/wordml/cex" xmlns:w16cid="http://schemas.microsoft.com/office/word/2016/wordml/cid" xmlns:w16="http://schemas.microsoft.com/office/word/2018/wordml" xmlns:w16du="http://schemas.microsoft.com/office/word/2023/wordml/word16du" xmlns:w16sdtdh="http://schemas.microsoft.com/office/word/2020/wordml/sdtdatahash" xmlns:w16sdtfl="http://schemas.microsoft.com/office/word/2024/wordml/sdtformatlock" xmlns:w16se="http://schemas.microsoft.com/office/word/2015/wordml/symex" xmlns:wpg="http://schemas.microsoft.com/office/word/2010/wordprocessingGroup" xmlns:wpi="http://schemas.microsoft.com/office/word/2010/wordprocessingInk" xmlns:wne="http://schemas.microsoft.com/office/word/2006/wordml" xmlns:wps="http://schemas.microsoft.com/office/word/2010/wordprocessingShape" mc:Ignorable="w14 w15 w16se w16cid w16 w16cex w16sdtdh w16sdtfl w16du wp14">
   <w:endnote w:type="separator" w:id="-1">
     <w:p>
       <w:pPr>
@@ -5404,7 +5385,7 @@
 </file>
 
 <file path=word/footnotes.xml><?xml version="1.0" encoding="utf-8"?>
-<w:footnotes xmlns:wpc="http://schemas.microsoft.com/office/word/2010/wordprocessingCanvas" xmlns:cx="http://schemas.microsoft.com/office/drawing/2014/chartex" xmlns:cx1="http://schemas.microsoft.com/office/drawing/2015/9/8/chartex" xmlns:cx2="http://schemas.microsoft.com/office/drawing/2015/10/21/chartex" xmlns:cx3="http://schemas.microsoft.com/office/drawing/2016/5/9/chartex" xmlns:cx4="http://schemas.microsoft.com/office/drawing/2016/5/10/chartex" xmlns:cx5="http://schemas.microsoft.com/office/drawing/2016/5/11/chartex" xmlns:cx6="http://schemas.microsoft.com/office/drawing/2016/5/12/chartex" xmlns:cx7="http://schemas.microsoft.com/office/drawing/2016/5/13/chartex" xmlns:cx8="http://schemas.microsoft.com/office/drawing/2016/5/14/chartex" xmlns:mc="http://schemas.openxmlformats.org/markup-compatibility/2006" xmlns:aink="http://schemas.microsoft.com/office/drawing/2016/ink" xmlns:am3d="http://schemas.microsoft.com/office/drawing/2017/model3d" xmlns:o="urn:schemas-microsoft-com:office:office" xmlns:oel="http://schemas.microsoft.com/office/2019/extlst" xmlns:r="http://schemas.openxmlformats.org/officeDocument/2006/relationships" xmlns:m="http://schemas.openxmlformats.org/officeDocument/2006/math" xmlns:v="urn:schemas-microsoft-com:vml" xmlns:wp14="http://schemas.microsoft.com/office/word/2010/wordprocessingDrawing" xmlns:wp="http://schemas.openxmlformats.org/drawingml/2006/wordprocessingDrawing" xmlns:w10="urn:schemas-microsoft-com:office:word" xmlns:w="http://schemas.openxmlformats.org/wordprocessingml/2006/main" xmlns:w14="http://schemas.microsoft.com/office/word/2010/wordml" xmlns:w15="http://schemas.microsoft.com/office/word/2012/wordml" xmlns:w16cex="http://schemas.microsoft.com/office/word/2018/wordml/cex" xmlns:w16cid="http://schemas.microsoft.com/office/word/2016/wordml/cid" xmlns:w16="http://schemas.microsoft.com/office/word/2018/wordml" xmlns:w16sdtdh="http://schemas.microsoft.com/office/word/2020/wordml/sdtdatahash" xmlns:w16se="http://schemas.microsoft.com/office/word/2015/wordml/symex" xmlns:wpg="http://schemas.microsoft.com/office/word/2010/wordprocessingGroup" xmlns:wpi="http://schemas.microsoft.com/office/word/2010/wordprocessingInk" xmlns:wne="http://schemas.microsoft.com/office/word/2006/wordml" xmlns:wps="http://schemas.microsoft.com/office/word/2010/wordprocessingShape" mc:Ignorable="w14 w15 w16se w16cid w16 w16cex w16sdtdh wp14">
+<w:footnotes xmlns:wpc="http://schemas.microsoft.com/office/word/2010/wordprocessingCanvas" xmlns:cx="http://schemas.microsoft.com/office/drawing/2014/chartex" xmlns:cx1="http://schemas.microsoft.com/office/drawing/2015/9/8/chartex" xmlns:cx2="http://schemas.microsoft.com/office/drawing/2015/10/21/chartex" xmlns:cx3="http://schemas.microsoft.com/office/drawing/2016/5/9/chartex" xmlns:cx4="http://schemas.microsoft.com/office/drawing/2016/5/10/chartex" xmlns:cx5="http://schemas.microsoft.com/office/drawing/2016/5/11/chartex" xmlns:cx6="http://schemas.microsoft.com/office/drawing/2016/5/12/chartex" xmlns:cx7="http://schemas.microsoft.com/office/drawing/2016/5/13/chartex" xmlns:cx8="http://schemas.microsoft.com/office/drawing/2016/5/14/chartex" xmlns:mc="http://schemas.openxmlformats.org/markup-compatibility/2006" xmlns:aink="http://schemas.microsoft.com/office/drawing/2016/ink" xmlns:am3d="http://schemas.microsoft.com/office/drawing/2017/model3d" xmlns:o="urn:schemas-microsoft-com:office:office" xmlns:oel="http://schemas.microsoft.com/office/2019/extlst" xmlns:r="http://schemas.openxmlformats.org/officeDocument/2006/relationships" xmlns:m="http://schemas.openxmlformats.org/officeDocument/2006/math" xmlns:v="urn:schemas-microsoft-com:vml" xmlns:wp14="http://schemas.microsoft.com/office/word/2010/wordprocessingDrawing" xmlns:wp="http://schemas.openxmlformats.org/drawingml/2006/wordprocessingDrawing" xmlns:w10="urn:schemas-microsoft-com:office:word" xmlns:w="http://schemas.openxmlformats.org/wordprocessingml/2006/main" xmlns:w14="http://schemas.microsoft.com/office/word/2010/wordml" xmlns:w15="http://schemas.microsoft.com/office/word/2012/wordml" xmlns:w16cex="http://schemas.microsoft.com/office/word/2018/wordml/cex" xmlns:w16cid="http://schemas.microsoft.com/office/word/2016/wordml/cid" xmlns:w16="http://schemas.microsoft.com/office/word/2018/wordml" xmlns:w16du="http://schemas.microsoft.com/office/word/2023/wordml/word16du" xmlns:w16sdtdh="http://schemas.microsoft.com/office/word/2020/wordml/sdtdatahash" xmlns:w16sdtfl="http://schemas.microsoft.com/office/word/2024/wordml/sdtformatlock" xmlns:w16se="http://schemas.microsoft.com/office/word/2015/wordml/symex" xmlns:wpg="http://schemas.microsoft.com/office/word/2010/wordprocessingGroup" xmlns:wpi="http://schemas.microsoft.com/office/word/2010/wordprocessingInk" xmlns:wne="http://schemas.microsoft.com/office/word/2006/wordml" xmlns:wps="http://schemas.microsoft.com/office/word/2010/wordprocessingShape" mc:Ignorable="w14 w15 w16se w16cid w16 w16cex w16sdtdh w16sdtfl w16du wp14">
   <w:footnote w:type="separator" w:id="-1">
     <w:p>
       <w:pPr>
@@ -5429,7 +5410,7 @@
 </file>
 
 <file path=word/numbering.xml><?xml version="1.0" encoding="utf-8"?>
-<w:numbering xmlns:wpc="http://schemas.microsoft.com/office/word/2010/wordprocessingCanvas" xmlns:cx="http://schemas.microsoft.com/office/drawing/2014/chartex" xmlns:cx1="http://schemas.microsoft.com/office/drawing/2015/9/8/chartex" xmlns:cx2="http://schemas.microsoft.com/office/drawing/2015/10/21/chartex" xmlns:cx3="http://schemas.microsoft.com/office/drawing/2016/5/9/chartex" xmlns:cx4="http://schemas.microsoft.com/office/drawing/2016/5/10/chartex" xmlns:cx5="http://schemas.microsoft.com/office/drawing/2016/5/11/chartex" xmlns:cx6="http://schemas.microsoft.com/office/drawing/2016/5/12/chartex" xmlns:cx7="http://schemas.microsoft.com/office/drawing/2016/5/13/chartex" xmlns:cx8="http://schemas.microsoft.com/office/drawing/2016/5/14/chartex" xmlns:mc="http://schemas.openxmlformats.org/markup-compatibility/2006" xmlns:aink="http://schemas.microsoft.com/office/drawing/2016/ink" xmlns:am3d="http://schemas.microsoft.com/office/drawing/2017/model3d" xmlns:o="urn:schemas-microsoft-com:office:office" xmlns:oel="http://schemas.microsoft.com/office/2019/extlst" xmlns:r="http://schemas.openxmlformats.org/officeDocument/2006/relationships" xmlns:m="http://schemas.openxmlformats.org/officeDocument/2006/math" xmlns:v="urn:schemas-microsoft-com:vml" xmlns:wp14="http://schemas.microsoft.com/office/word/2010/wordprocessingDrawing" xmlns:wp="http://schemas.openxmlformats.org/drawingml/2006/wordprocessingDrawing" xmlns:w10="urn:schemas-microsoft-com:office:word" xmlns:w="http://schemas.openxmlformats.org/wordprocessingml/2006/main" xmlns:w14="http://schemas.microsoft.com/office/word/2010/wordml" xmlns:w15="http://schemas.microsoft.com/office/word/2012/wordml" xmlns:w16cex="http://schemas.microsoft.com/office/word/2018/wordml/cex" xmlns:w16cid="http://schemas.microsoft.com/office/word/2016/wordml/cid" xmlns:w16="http://schemas.microsoft.com/office/word/2018/wordml" xmlns:w16sdtdh="http://schemas.microsoft.com/office/word/2020/wordml/sdtdatahash" xmlns:w16se="http://schemas.microsoft.com/office/word/2015/wordml/symex" xmlns:wpg="http://schemas.microsoft.com/office/word/2010/wordprocessingGroup" xmlns:wpi="http://schemas.microsoft.com/office/word/2010/wordprocessingInk" xmlns:wne="http://schemas.microsoft.com/office/word/2006/wordml" xmlns:wps="http://schemas.microsoft.com/office/word/2010/wordprocessingShape" mc:Ignorable="w14 w15 w16se w16cid w16 w16cex w16sdtdh wp14">
+<w:numbering xmlns:wpc="http://schemas.microsoft.com/office/word/2010/wordprocessingCanvas" xmlns:cx="http://schemas.microsoft.com/office/drawing/2014/chartex" xmlns:cx1="http://schemas.microsoft.com/office/drawing/2015/9/8/chartex" xmlns:cx2="http://schemas.microsoft.com/office/drawing/2015/10/21/chartex" xmlns:cx3="http://schemas.microsoft.com/office/drawing/2016/5/9/chartex" xmlns:cx4="http://schemas.microsoft.com/office/drawing/2016/5/10/chartex" xmlns:cx5="http://schemas.microsoft.com/office/drawing/2016/5/11/chartex" xmlns:cx6="http://schemas.microsoft.com/office/drawing/2016/5/12/chartex" xmlns:cx7="http://schemas.microsoft.com/office/drawing/2016/5/13/chartex" xmlns:cx8="http://schemas.microsoft.com/office/drawing/2016/5/14/chartex" xmlns:mc="http://schemas.openxmlformats.org/markup-compatibility/2006" xmlns:aink="http://schemas.microsoft.com/office/drawing/2016/ink" xmlns:am3d="http://schemas.microsoft.com/office/drawing/2017/model3d" xmlns:o="urn:schemas-microsoft-com:office:office" xmlns:oel="http://schemas.microsoft.com/office/2019/extlst" xmlns:r="http://schemas.openxmlformats.org/officeDocument/2006/relationships" xmlns:m="http://schemas.openxmlformats.org/officeDocument/2006/math" xmlns:v="urn:schemas-microsoft-com:vml" xmlns:wp14="http://schemas.microsoft.com/office/word/2010/wordprocessingDrawing" xmlns:wp="http://schemas.openxmlformats.org/drawingml/2006/wordprocessingDrawing" xmlns:w10="urn:schemas-microsoft-com:office:word" xmlns:w="http://schemas.openxmlformats.org/wordprocessingml/2006/main" xmlns:w14="http://schemas.microsoft.com/office/word/2010/wordml" xmlns:w15="http://schemas.microsoft.com/office/word/2012/wordml" xmlns:w16cex="http://schemas.microsoft.com/office/word/2018/wordml/cex" xmlns:w16cid="http://schemas.microsoft.com/office/word/2016/wordml/cid" xmlns:w16="http://schemas.microsoft.com/office/word/2018/wordml" xmlns:w16du="http://schemas.microsoft.com/office/word/2023/wordml/word16du" xmlns:w16sdtdh="http://schemas.microsoft.com/office/word/2020/wordml/sdtdatahash" xmlns:w16sdtfl="http://schemas.microsoft.com/office/word/2024/wordml/sdtformatlock" xmlns:w16se="http://schemas.microsoft.com/office/word/2015/wordml/symex" xmlns:wpg="http://schemas.microsoft.com/office/word/2010/wordprocessingGroup" xmlns:wpi="http://schemas.microsoft.com/office/word/2010/wordprocessingInk" xmlns:wne="http://schemas.microsoft.com/office/word/2006/wordml" xmlns:wps="http://schemas.microsoft.com/office/word/2010/wordprocessingShape" mc:Ignorable="w14 w15 w16se w16cid w16 w16cex w16sdtdh w16sdtfl w16du wp14">
   <w:abstractNum w:abstractNumId="0" w15:restartNumberingAfterBreak="0">
     <w:nsid w:val="3CD45E37"/>
     <w:multiLevelType w:val="multilevel"/>
@@ -5523,11 +5504,11 @@
 </file>
 
 <file path=word/styles.xml><?xml version="1.0" encoding="utf-8"?>
-<w:styles xmlns:mc="http://schemas.openxmlformats.org/markup-compatibility/2006" xmlns:r="http://schemas.openxmlformats.org/officeDocument/2006/relationships" xmlns:w="http://schemas.openxmlformats.org/wordprocessingml/2006/main" xmlns:w14="http://schemas.microsoft.com/office/word/2010/wordml" xmlns:w15="http://schemas.microsoft.com/office/word/2012/wordml" xmlns:w16cex="http://schemas.microsoft.com/office/word/2018/wordml/cex" xmlns:w16cid="http://schemas.microsoft.com/office/word/2016/wordml/cid" xmlns:w16="http://schemas.microsoft.com/office/word/2018/wordml" xmlns:w16sdtdh="http://schemas.microsoft.com/office/word/2020/wordml/sdtdatahash" xmlns:w16se="http://schemas.microsoft.com/office/word/2015/wordml/symex" mc:Ignorable="w14 w15 w16se w16cid w16 w16cex w16sdtdh">
+<w:styles xmlns:wp14="http://schemas.microsoft.com/office/word/2010/wordprocessingDrawing" xmlns:mc="http://schemas.openxmlformats.org/markup-compatibility/2006" xmlns:r="http://schemas.openxmlformats.org/officeDocument/2006/relationships" xmlns:w="http://schemas.openxmlformats.org/wordprocessingml/2006/main" xmlns:w14="http://schemas.microsoft.com/office/word/2010/wordml" xmlns:w15="http://schemas.microsoft.com/office/word/2012/wordml" xmlns:w16cex="http://schemas.microsoft.com/office/word/2018/wordml/cex" xmlns:w16cid="http://schemas.microsoft.com/office/word/2016/wordml/cid" xmlns:w16="http://schemas.microsoft.com/office/word/2018/wordml" xmlns:w16du="http://schemas.microsoft.com/office/word/2023/wordml/word16du" xmlns:w16sdtdh="http://schemas.microsoft.com/office/word/2020/wordml/sdtdatahash" xmlns:w16sdtfl="http://schemas.microsoft.com/office/word/2024/wordml/sdtformatlock" xmlns:w16se="http://schemas.microsoft.com/office/word/2015/wordml/symex" mc:Ignorable="w14 w15 w16se w16cid w16 w16cex w16sdtdh w16sdtfl w16du wp14">
   <w:docDefaults>
     <w:rPrDefault>
       <w:rPr>
-        <w:rFonts w:asciiTheme="minorHAnsi" w:eastAsiaTheme="minorHAnsi" w:hAnsiTheme="minorHAnsi" w:cstheme="minorBidi"/>
+        <w:rFonts w:asciiTheme="minorHAnsi" w:hAnsiTheme="minorHAnsi" w:eastAsiaTheme="minorHAnsi" w:cstheme="minorBidi"/>
         <w:kern w:val="2"/>
         <w:sz w:val="22"/>
         <w:szCs w:val="22"/>
@@ -5544,14 +5525,14 @@
   <w:latentStyles w:defLockedState="0" w:defUIPriority="99" w:defSemiHidden="0" w:defUnhideWhenUsed="0" w:defQFormat="0" w:count="376">
     <w:lsdException w:name="Normal" w:uiPriority="0" w:qFormat="1"/>
     <w:lsdException w:name="heading 1" w:uiPriority="9" w:qFormat="1"/>
-    <w:lsdException w:name="heading 2" w:semiHidden="1" w:uiPriority="9" w:unhideWhenUsed="1" w:qFormat="1"/>
-    <w:lsdException w:name="heading 3" w:semiHidden="1" w:uiPriority="9" w:unhideWhenUsed="1" w:qFormat="1"/>
-    <w:lsdException w:name="heading 4" w:semiHidden="1" w:uiPriority="9" w:unhideWhenUsed="1" w:qFormat="1"/>
-    <w:lsdException w:name="heading 5" w:semiHidden="1" w:uiPriority="9" w:unhideWhenUsed="1" w:qFormat="1"/>
-    <w:lsdException w:name="heading 6" w:semiHidden="1" w:uiPriority="9" w:unhideWhenUsed="1" w:qFormat="1"/>
-    <w:lsdException w:name="heading 7" w:semiHidden="1" w:uiPriority="9" w:unhideWhenUsed="1" w:qFormat="1"/>
-    <w:lsdException w:name="heading 8" w:semiHidden="1" w:uiPriority="9" w:unhideWhenUsed="1" w:qFormat="1"/>
-    <w:lsdException w:name="heading 9" w:semiHidden="1" w:uiPriority="9" w:unhideWhenUsed="1" w:qFormat="1"/>
+    <w:lsdException w:name="heading 2" w:uiPriority="9" w:semiHidden="1" w:unhideWhenUsed="1" w:qFormat="1"/>
+    <w:lsdException w:name="heading 3" w:uiPriority="9" w:semiHidden="1" w:unhideWhenUsed="1" w:qFormat="1"/>
+    <w:lsdException w:name="heading 4" w:uiPriority="9" w:semiHidden="1" w:unhideWhenUsed="1" w:qFormat="1"/>
+    <w:lsdException w:name="heading 5" w:uiPriority="9" w:semiHidden="1" w:unhideWhenUsed="1" w:qFormat="1"/>
+    <w:lsdException w:name="heading 6" w:uiPriority="9" w:semiHidden="1" w:unhideWhenUsed="1" w:qFormat="1"/>
+    <w:lsdException w:name="heading 7" w:uiPriority="9" w:semiHidden="1" w:unhideWhenUsed="1" w:qFormat="1"/>
+    <w:lsdException w:name="heading 8" w:uiPriority="9" w:semiHidden="1" w:unhideWhenUsed="1" w:qFormat="1"/>
+    <w:lsdException w:name="heading 9" w:uiPriority="9" w:semiHidden="1" w:unhideWhenUsed="1" w:qFormat="1"/>
     <w:lsdException w:name="index 1" w:semiHidden="1" w:unhideWhenUsed="1"/>
     <w:lsdException w:name="index 2" w:semiHidden="1" w:unhideWhenUsed="1"/>
     <w:lsdException w:name="index 3" w:semiHidden="1" w:unhideWhenUsed="1"/>
@@ -5561,22 +5542,22 @@
     <w:lsdException w:name="index 7" w:semiHidden="1" w:unhideWhenUsed="1"/>
     <w:lsdException w:name="index 8" w:semiHidden="1" w:unhideWhenUsed="1"/>
     <w:lsdException w:name="index 9" w:semiHidden="1" w:unhideWhenUsed="1"/>
-    <w:lsdException w:name="toc 1" w:semiHidden="1" w:uiPriority="39" w:unhideWhenUsed="1"/>
-    <w:lsdException w:name="toc 2" w:semiHidden="1" w:uiPriority="39" w:unhideWhenUsed="1"/>
-    <w:lsdException w:name="toc 3" w:semiHidden="1" w:uiPriority="39" w:unhideWhenUsed="1"/>
-    <w:lsdException w:name="toc 4" w:semiHidden="1" w:uiPriority="39" w:unhideWhenUsed="1"/>
-    <w:lsdException w:name="toc 5" w:semiHidden="1" w:uiPriority="39" w:unhideWhenUsed="1"/>
-    <w:lsdException w:name="toc 6" w:semiHidden="1" w:uiPriority="39" w:unhideWhenUsed="1"/>
-    <w:lsdException w:name="toc 7" w:semiHidden="1" w:uiPriority="39" w:unhideWhenUsed="1"/>
-    <w:lsdException w:name="toc 8" w:semiHidden="1" w:uiPriority="39" w:unhideWhenUsed="1"/>
-    <w:lsdException w:name="toc 9" w:semiHidden="1" w:uiPriority="39" w:unhideWhenUsed="1"/>
+    <w:lsdException w:name="toc 1" w:uiPriority="39" w:semiHidden="1" w:unhideWhenUsed="1"/>
+    <w:lsdException w:name="toc 2" w:uiPriority="39" w:semiHidden="1" w:unhideWhenUsed="1"/>
+    <w:lsdException w:name="toc 3" w:uiPriority="39" w:semiHidden="1" w:unhideWhenUsed="1"/>
+    <w:lsdException w:name="toc 4" w:uiPriority="39" w:semiHidden="1" w:unhideWhenUsed="1"/>
+    <w:lsdException w:name="toc 5" w:uiPriority="39" w:semiHidden="1" w:unhideWhenUsed="1"/>
+    <w:lsdException w:name="toc 6" w:uiPriority="39" w:semiHidden="1" w:unhideWhenUsed="1"/>
+    <w:lsdException w:name="toc 7" w:uiPriority="39" w:semiHidden="1" w:unhideWhenUsed="1"/>
+    <w:lsdException w:name="toc 8" w:uiPriority="39" w:semiHidden="1" w:unhideWhenUsed="1"/>
+    <w:lsdException w:name="toc 9" w:uiPriority="39" w:semiHidden="1" w:unhideWhenUsed="1"/>
     <w:lsdException w:name="Normal Indent" w:semiHidden="1" w:unhideWhenUsed="1"/>
     <w:lsdException w:name="footnote text" w:semiHidden="1" w:unhideWhenUsed="1"/>
     <w:lsdException w:name="annotation text" w:semiHidden="1" w:unhideWhenUsed="1"/>
     <w:lsdException w:name="header" w:semiHidden="1" w:unhideWhenUsed="1"/>
     <w:lsdException w:name="footer" w:semiHidden="1" w:unhideWhenUsed="1"/>
     <w:lsdException w:name="index heading" w:semiHidden="1" w:unhideWhenUsed="1"/>
-    <w:lsdException w:name="caption" w:semiHidden="1" w:uiPriority="35" w:unhideWhenUsed="1" w:qFormat="1"/>
+    <w:lsdException w:name="caption" w:uiPriority="35" w:semiHidden="1" w:unhideWhenUsed="1" w:qFormat="1"/>
     <w:lsdException w:name="table of figures" w:semiHidden="1" w:unhideWhenUsed="1"/>
     <w:lsdException w:name="envelope address" w:semiHidden="1" w:unhideWhenUsed="1"/>
     <w:lsdException w:name="envelope return" w:semiHidden="1" w:unhideWhenUsed="1"/>
@@ -5607,7 +5588,7 @@
     <w:lsdException w:name="Title" w:uiPriority="10" w:qFormat="1"/>
     <w:lsdException w:name="Closing" w:semiHidden="1" w:unhideWhenUsed="1"/>
     <w:lsdException w:name="Signature" w:semiHidden="1" w:unhideWhenUsed="1"/>
-    <w:lsdException w:name="Default Paragraph Font" w:semiHidden="1" w:uiPriority="1" w:unhideWhenUsed="1"/>
+    <w:lsdException w:name="Default Paragraph Font" w:uiPriority="1" w:semiHidden="1" w:unhideWhenUsed="1"/>
     <w:lsdException w:name="Body Text" w:semiHidden="1" w:unhideWhenUsed="1"/>
     <w:lsdException w:name="Body Text Indent" w:semiHidden="1" w:unhideWhenUsed="1"/>
     <w:lsdException w:name="List Continue" w:semiHidden="1" w:unhideWhenUsed="1"/>
@@ -5807,8 +5788,8 @@
     <w:lsdException w:name="Subtle Reference" w:uiPriority="31" w:qFormat="1"/>
     <w:lsdException w:name="Intense Reference" w:uiPriority="32" w:qFormat="1"/>
     <w:lsdException w:name="Book Title" w:uiPriority="33" w:qFormat="1"/>
-    <w:lsdException w:name="Bibliography" w:semiHidden="1" w:uiPriority="37" w:unhideWhenUsed="1"/>
-    <w:lsdException w:name="TOC Heading" w:semiHidden="1" w:uiPriority="39" w:unhideWhenUsed="1" w:qFormat="1"/>
+    <w:lsdException w:name="Bibliography" w:uiPriority="37" w:semiHidden="1" w:unhideWhenUsed="1"/>
+    <w:lsdException w:name="TOC Heading" w:uiPriority="39" w:semiHidden="1" w:unhideWhenUsed="1" w:qFormat="1"/>
     <w:lsdException w:name="Plain Table 1" w:uiPriority="41"/>
     <w:lsdException w:name="Plain Table 2" w:uiPriority="42"/>
     <w:lsdException w:name="Plain Table 3" w:uiPriority="43"/>
@@ -5919,7 +5900,7 @@
     <w:lsdException w:name="Unresolved Mention" w:semiHidden="1" w:unhideWhenUsed="1"/>
     <w:lsdException w:name="Smart Link" w:semiHidden="1" w:unhideWhenUsed="1"/>
   </w:latentStyles>
-  <w:style w:type="paragraph" w:default="1" w:styleId="Normal">
+  <w:style w:type="paragraph" w:styleId="Normal" w:default="1">
     <w:name w:val="Normal"/>
     <w:qFormat/>
     <w:rsid w:val="0081317F"/>
@@ -5939,7 +5920,7 @@
       <w:outlineLvl w:val="0"/>
     </w:pPr>
     <w:rPr>
-      <w:rFonts w:asciiTheme="majorHAnsi" w:eastAsiaTheme="majorEastAsia" w:hAnsiTheme="majorHAnsi" w:cstheme="majorBidi"/>
+      <w:rFonts w:asciiTheme="majorHAnsi" w:hAnsiTheme="majorHAnsi" w:eastAsiaTheme="majorEastAsia" w:cstheme="majorBidi"/>
       <w:color w:val="365F91" w:themeColor="accent1" w:themeShade="BF"/>
       <w:sz w:val="32"/>
       <w:szCs w:val="32"/>
@@ -5961,7 +5942,7 @@
       <w:outlineLvl w:val="1"/>
     </w:pPr>
     <w:rPr>
-      <w:rFonts w:asciiTheme="majorHAnsi" w:eastAsiaTheme="majorEastAsia" w:hAnsiTheme="majorHAnsi" w:cstheme="majorBidi"/>
+      <w:rFonts w:asciiTheme="majorHAnsi" w:hAnsiTheme="majorHAnsi" w:eastAsiaTheme="majorEastAsia" w:cstheme="majorBidi"/>
       <w:color w:val="365F91" w:themeColor="accent1" w:themeShade="BF"/>
       <w:sz w:val="26"/>
       <w:szCs w:val="26"/>
@@ -5983,7 +5964,7 @@
       <w:outlineLvl w:val="2"/>
     </w:pPr>
     <w:rPr>
-      <w:rFonts w:asciiTheme="majorHAnsi" w:eastAsiaTheme="majorEastAsia" w:hAnsiTheme="majorHAnsi" w:cstheme="majorBidi"/>
+      <w:rFonts w:asciiTheme="majorHAnsi" w:hAnsiTheme="majorHAnsi" w:eastAsiaTheme="majorEastAsia" w:cstheme="majorBidi"/>
       <w:color w:val="243F60" w:themeColor="accent1" w:themeShade="7F"/>
       <w:sz w:val="24"/>
       <w:szCs w:val="24"/>
@@ -6005,19 +5986,19 @@
       <w:outlineLvl w:val="3"/>
     </w:pPr>
     <w:rPr>
-      <w:rFonts w:asciiTheme="majorHAnsi" w:eastAsiaTheme="majorEastAsia" w:hAnsiTheme="majorHAnsi" w:cstheme="majorBidi"/>
+      <w:rFonts w:asciiTheme="majorHAnsi" w:hAnsiTheme="majorHAnsi" w:eastAsiaTheme="majorEastAsia" w:cstheme="majorBidi"/>
       <w:i/>
       <w:iCs/>
       <w:color w:val="365F91" w:themeColor="accent1" w:themeShade="BF"/>
     </w:rPr>
   </w:style>
-  <w:style w:type="character" w:default="1" w:styleId="DefaultParagraphFont">
+  <w:style w:type="character" w:styleId="DefaultParagraphFont" w:default="1">
     <w:name w:val="Default Paragraph Font"/>
     <w:uiPriority w:val="1"/>
     <w:semiHidden/>
     <w:unhideWhenUsed/>
   </w:style>
-  <w:style w:type="table" w:default="1" w:styleId="TableNormal">
+  <w:style w:type="table" w:styleId="TableNormal" w:default="1">
     <w:name w:val="Normal Table"/>
     <w:uiPriority w:val="99"/>
     <w:semiHidden/>
@@ -6032,7 +6013,7 @@
       </w:tblCellMar>
     </w:tblPr>
   </w:style>
-  <w:style w:type="numbering" w:default="1" w:styleId="NoList">
+  <w:style w:type="numbering" w:styleId="NoList" w:default="1">
     <w:name w:val="No List"/>
     <w:uiPriority w:val="99"/>
     <w:semiHidden/>
@@ -6053,7 +6034,7 @@
       <w:spacing w:after="0" w:line="240" w:lineRule="auto"/>
     </w:pPr>
   </w:style>
-  <w:style w:type="character" w:customStyle="1" w:styleId="HeaderChar">
+  <w:style w:type="character" w:styleId="HeaderChar" w:customStyle="1">
     <w:name w:val="Header Char"/>
     <w:basedOn w:val="DefaultParagraphFont"/>
     <w:link w:val="Header"/>
@@ -6075,7 +6056,7 @@
       <w:spacing w:after="0" w:line="240" w:lineRule="auto"/>
     </w:pPr>
   </w:style>
-  <w:style w:type="character" w:customStyle="1" w:styleId="FooterChar">
+  <w:style w:type="character" w:styleId="FooterChar" w:customStyle="1">
     <w:name w:val="Footer Char"/>
     <w:basedOn w:val="DefaultParagraphFont"/>
     <w:link w:val="Footer"/>
@@ -6093,53 +6074,53 @@
       <w:contextualSpacing/>
     </w:pPr>
   </w:style>
-  <w:style w:type="character" w:customStyle="1" w:styleId="Heading1Char">
+  <w:style w:type="character" w:styleId="Heading1Char" w:customStyle="1">
     <w:name w:val="Heading 1 Char"/>
     <w:basedOn w:val="DefaultParagraphFont"/>
     <w:link w:val="Heading1"/>
     <w:uiPriority w:val="9"/>
     <w:rsid w:val="00D32E5C"/>
     <w:rPr>
-      <w:rFonts w:asciiTheme="majorHAnsi" w:eastAsiaTheme="majorEastAsia" w:hAnsiTheme="majorHAnsi" w:cstheme="majorBidi"/>
+      <w:rFonts w:asciiTheme="majorHAnsi" w:hAnsiTheme="majorHAnsi" w:eastAsiaTheme="majorEastAsia" w:cstheme="majorBidi"/>
       <w:color w:val="365F91" w:themeColor="accent1" w:themeShade="BF"/>
       <w:sz w:val="32"/>
       <w:szCs w:val="32"/>
     </w:rPr>
   </w:style>
-  <w:style w:type="character" w:customStyle="1" w:styleId="Heading2Char">
+  <w:style w:type="character" w:styleId="Heading2Char" w:customStyle="1">
     <w:name w:val="Heading 2 Char"/>
     <w:basedOn w:val="DefaultParagraphFont"/>
     <w:link w:val="Heading2"/>
     <w:uiPriority w:val="9"/>
     <w:rsid w:val="00D32E5C"/>
     <w:rPr>
-      <w:rFonts w:asciiTheme="majorHAnsi" w:eastAsiaTheme="majorEastAsia" w:hAnsiTheme="majorHAnsi" w:cstheme="majorBidi"/>
+      <w:rFonts w:asciiTheme="majorHAnsi" w:hAnsiTheme="majorHAnsi" w:eastAsiaTheme="majorEastAsia" w:cstheme="majorBidi"/>
       <w:color w:val="365F91" w:themeColor="accent1" w:themeShade="BF"/>
       <w:sz w:val="26"/>
       <w:szCs w:val="26"/>
     </w:rPr>
   </w:style>
-  <w:style w:type="character" w:customStyle="1" w:styleId="Heading3Char">
+  <w:style w:type="character" w:styleId="Heading3Char" w:customStyle="1">
     <w:name w:val="Heading 3 Char"/>
     <w:basedOn w:val="DefaultParagraphFont"/>
     <w:link w:val="Heading3"/>
     <w:uiPriority w:val="9"/>
     <w:rsid w:val="00D32E5C"/>
     <w:rPr>
-      <w:rFonts w:asciiTheme="majorHAnsi" w:eastAsiaTheme="majorEastAsia" w:hAnsiTheme="majorHAnsi" w:cstheme="majorBidi"/>
+      <w:rFonts w:asciiTheme="majorHAnsi" w:hAnsiTheme="majorHAnsi" w:eastAsiaTheme="majorEastAsia" w:cstheme="majorBidi"/>
       <w:color w:val="243F60" w:themeColor="accent1" w:themeShade="7F"/>
       <w:sz w:val="24"/>
       <w:szCs w:val="24"/>
     </w:rPr>
   </w:style>
-  <w:style w:type="character" w:customStyle="1" w:styleId="Heading4Char">
+  <w:style w:type="character" w:styleId="Heading4Char" w:customStyle="1">
     <w:name w:val="Heading 4 Char"/>
     <w:basedOn w:val="DefaultParagraphFont"/>
     <w:link w:val="Heading4"/>
     <w:uiPriority w:val="9"/>
     <w:rsid w:val="00D32E5C"/>
     <w:rPr>
-      <w:rFonts w:asciiTheme="majorHAnsi" w:eastAsiaTheme="majorEastAsia" w:hAnsiTheme="majorHAnsi" w:cstheme="majorBidi"/>
+      <w:rFonts w:asciiTheme="majorHAnsi" w:hAnsiTheme="majorHAnsi" w:eastAsiaTheme="majorEastAsia" w:cstheme="majorBidi"/>
       <w:i/>
       <w:iCs/>
       <w:color w:val="365F91" w:themeColor="accent1" w:themeShade="BF"/>
